--- a/n8nModels/2.twilio/checking website status using twilio.docx
+++ b/n8nModels/2.twilio/checking website status using twilio.docx
@@ -25,16 +25,7 @@
           <w:sz w:val="20"/>
           <w:szCs w:val="20"/>
         </w:rPr>
-        <w:t>Monitor if a page is alive and n</w:t>
-      </w:r>
-      <w:bookmarkStart w:id="0" w:name="_GoBack"/>
-      <w:bookmarkEnd w:id="0"/>
-      <w:r>
-        <w:rPr>
-          <w:sz w:val="20"/>
-          <w:szCs w:val="20"/>
-        </w:rPr>
-        <w:t>otify via Twilio SMS if not</w:t>
+        <w:t>Monitor if a page is alive and notify via Twilio SMS if not</w:t>
       </w:r>
     </w:p>
     <w:p>
@@ -346,10 +337,7 @@
                               </w:drawing>
                             </w:r>
                             <w:r>
-                              <w:t>Illustratio</w:t>
-                            </w:r>
-                            <w:r>
-                              <w:t>n 1: If Bad Request (400) is True, send an SMS.. True branch is connected to Twilio.</w:t>
+                              <w:t>Illustration 1: If Bad Request (400) is True, send an SMS.. True branch is connected to Twilio.</w:t>
                             </w:r>
                           </w:p>
                         </w:txbxContent>
@@ -395,7 +383,7 @@
                                     <pic:cNvPicPr/>
                                   </pic:nvPicPr>
                                   <pic:blipFill>
-                                    <a:blip r:embed="rId8">
+                                    <a:blip r:embed="rId9">
                                       <a:lum/>
                                       <a:alphaModFix/>
                                     </a:blip>
@@ -465,7 +453,7 @@
                     <pic:cNvPicPr/>
                   </pic:nvPicPr>
                   <pic:blipFill>
-                    <a:blip r:embed="rId9">
+                    <a:blip r:embed="rId10">
                       <a:extLst>
                         <a:ext uri="{28A0092B-C50C-407E-A947-70E740481C1C}">
                           <a14:useLocalDpi xmlns:a14="http://schemas.microsoft.com/office/drawing/2010/main" val="0"/>
@@ -500,14 +488,27 @@
       <w:r>
         <w:t xml:space="preserve">Figure </w:t>
       </w:r>
-      <w:fldSimple w:instr=" SEQ Figure \* ARABIC ">
-        <w:r>
-          <w:rPr>
-            <w:noProof/>
-          </w:rPr>
-          <w:t>1</w:t>
-        </w:r>
-      </w:fldSimple>
+      <w:r>
+        <w:fldChar w:fldCharType="begin"/>
+      </w:r>
+      <w:r>
+        <w:instrText xml:space="preserve"> SEQ Figure \* ARABIC </w:instrText>
+      </w:r>
+      <w:r>
+        <w:fldChar w:fldCharType="separate"/>
+      </w:r>
+      <w:r>
+        <w:rPr>
+          <w:noProof/>
+        </w:rPr>
+        <w:t>1</w:t>
+      </w:r>
+      <w:r>
+        <w:rPr>
+          <w:noProof/>
+        </w:rPr>
+        <w:fldChar w:fldCharType="end"/>
+      </w:r>
       <w:r>
         <w:t>: Another workflow</w:t>
       </w:r>
@@ -552,7 +553,7 @@
                     <pic:cNvPicPr/>
                   </pic:nvPicPr>
                   <pic:blipFill>
-                    <a:blip r:embed="rId10">
+                    <a:blip r:embed="rId11">
                       <a:lum/>
                       <a:alphaModFix/>
                     </a:blip>
@@ -589,38 +590,103 @@
       <w:r>
         <w:t xml:space="preserve">Figure </w:t>
       </w:r>
-      <w:fldSimple w:instr=" SEQ Figure \* ARABIC ">
+      <w:r>
+        <w:fldChar w:fldCharType="begin"/>
+      </w:r>
+      <w:r>
+        <w:instrText xml:space="preserve"> SEQ Figure \* ARABIC </w:instrText>
+      </w:r>
+      <w:r>
+        <w:fldChar w:fldCharType="separate"/>
+      </w:r>
+      <w:r>
+        <w:rPr>
+          <w:noProof/>
+        </w:rPr>
+        <w:t>2</w:t>
+      </w:r>
+      <w:r>
+        <w:rPr>
+          <w:noProof/>
+        </w:rPr>
+        <w:fldChar w:fldCharType="end"/>
+      </w:r>
+      <w:r>
+        <w:t>: Decide interval of trigger</w:t>
+      </w:r>
+    </w:p>
+    <w:p>
+      <w:pPr>
+        <w:pStyle w:val="Standard"/>
+      </w:pPr>
+    </w:p>
+    <w:p>
+      <w:pPr>
+        <w:pStyle w:val="Standard"/>
+        <w:keepNext/>
+      </w:pPr>
+      <w:r>
+        <w:lastRenderedPageBreak/>
+        <w:t>HTTP Request configuration:</w:t>
+      </w:r>
+      <w:bookmarkStart w:id="0" w:name="_GoBack"/>
+      <w:bookmarkEnd w:id="0"/>
+    </w:p>
+    <w:p>
+      <w:pPr>
+        <w:pStyle w:val="Standard"/>
+        <w:keepNext/>
+        <w:ind w:left="709"/>
+      </w:pPr>
+      <w:r>
+        <w:t>To</w:t>
+      </w:r>
+      <w:r>
+        <w:t xml:space="preserve"> get Bad Request, you can try:</w:t>
+      </w:r>
+    </w:p>
+    <w:p>
+      <w:pPr>
+        <w:pStyle w:val="Standard"/>
+        <w:keepNext/>
+        <w:ind w:left="1418"/>
+      </w:pPr>
+      <w:hyperlink r:id="rId12" w:history="1">
         <w:r>
           <w:rPr>
-            <w:noProof/>
+            <w:rStyle w:val="Hyperlink"/>
           </w:rPr>
-          <w:t>2</w:t>
+          <w:t>http://192.240.1.27/%</w:t>
         </w:r>
-      </w:fldSimple>
-      <w:r>
-        <w:t>: Decide interval of trigger</w:t>
-      </w:r>
-    </w:p>
-    <w:p>
-      <w:pPr>
-        <w:pStyle w:val="Standard"/>
-      </w:pPr>
+      </w:hyperlink>
     </w:p>
     <w:p>
       <w:pPr>
         <w:pStyle w:val="Standard"/>
         <w:keepNext/>
-      </w:pPr>
-      <w:r>
-        <w:lastRenderedPageBreak/>
-        <w:t>HTTP Request configuration:</w:t>
+        <w:ind w:left="1418"/>
+      </w:pPr>
+      <w:r>
+        <w:t>OR</w:t>
       </w:r>
     </w:p>
     <w:p>
       <w:pPr>
         <w:pStyle w:val="Standard"/>
         <w:keepNext/>
-      </w:pPr>
+        <w:ind w:left="1418"/>
+      </w:pPr>
+      <w:hyperlink r:id="rId13" w:history="1">
+        <w:r>
+          <w:rPr>
+            <w:rStyle w:val="Hyperlink"/>
+          </w:rPr>
+          <w:t>http://192.240.1.27:11434/%</w:t>
+        </w:r>
+      </w:hyperlink>
+      <w:r>
+        <w:t xml:space="preserve"> </w:t>
+      </w:r>
     </w:p>
     <w:p>
       <w:pPr>
@@ -720,7 +786,7 @@
                     <pic:cNvPicPr/>
                   </pic:nvPicPr>
                   <pic:blipFill rotWithShape="1">
-                    <a:blip r:embed="rId11">
+                    <a:blip r:embed="rId14">
                       <a:extLst>
                         <a:ext uri="{28A0092B-C50C-407E-A947-70E740481C1C}">
                           <a14:useLocalDpi xmlns:a14="http://schemas.microsoft.com/office/drawing/2010/main" val="0"/>
@@ -762,14 +828,27 @@
       <w:r>
         <w:t xml:space="preserve">Figure </w:t>
       </w:r>
-      <w:fldSimple w:instr=" SEQ Figure \* ARABIC ">
-        <w:r>
-          <w:rPr>
-            <w:noProof/>
-          </w:rPr>
-          <w:t>3</w:t>
-        </w:r>
-      </w:fldSimple>
+      <w:r>
+        <w:fldChar w:fldCharType="begin"/>
+      </w:r>
+      <w:r>
+        <w:instrText xml:space="preserve"> SEQ Figure \* ARABIC </w:instrText>
+      </w:r>
+      <w:r>
+        <w:fldChar w:fldCharType="separate"/>
+      </w:r>
+      <w:r>
+        <w:rPr>
+          <w:noProof/>
+        </w:rPr>
+        <w:t>3</w:t>
+      </w:r>
+      <w:r>
+        <w:rPr>
+          <w:noProof/>
+        </w:rPr>
+        <w:fldChar w:fldCharType="end"/>
+      </w:r>
       <w:r>
         <w:t>:</w:t>
       </w:r>
@@ -1511,7 +1590,7 @@
                     <pic:cNvPicPr/>
                   </pic:nvPicPr>
                   <pic:blipFill>
-                    <a:blip r:embed="rId12">
+                    <a:blip r:embed="rId15">
                       <a:extLst>
                         <a:ext uri="{28A0092B-C50C-407E-A947-70E740481C1C}">
                           <a14:useLocalDpi xmlns:a14="http://schemas.microsoft.com/office/drawing/2010/main" val="0"/>
@@ -1546,14 +1625,27 @@
       <w:r>
         <w:t xml:space="preserve">Figure </w:t>
       </w:r>
-      <w:fldSimple w:instr=" SEQ Figure \* ARABIC ">
-        <w:r>
-          <w:rPr>
-            <w:noProof/>
-          </w:rPr>
-          <w:t>4</w:t>
-        </w:r>
-      </w:fldSimple>
+      <w:r>
+        <w:fldChar w:fldCharType="begin"/>
+      </w:r>
+      <w:r>
+        <w:instrText xml:space="preserve"> SEQ Figure \* ARABIC </w:instrText>
+      </w:r>
+      <w:r>
+        <w:fldChar w:fldCharType="separate"/>
+      </w:r>
+      <w:r>
+        <w:rPr>
+          <w:noProof/>
+        </w:rPr>
+        <w:t>4</w:t>
+      </w:r>
+      <w:r>
+        <w:rPr>
+          <w:noProof/>
+        </w:rPr>
+        <w:fldChar w:fldCharType="end"/>
+      </w:r>
       <w:r>
         <w:t>: HTTP Request node: Bottom part of configuration</w:t>
       </w:r>
@@ -1735,7 +1827,7 @@
                     <pic:cNvPicPr/>
                   </pic:nvPicPr>
                   <pic:blipFill>
-                    <a:blip r:embed="rId13">
+                    <a:blip r:embed="rId16">
                       <a:extLst>
                         <a:ext uri="{28A0092B-C50C-407E-A947-70E740481C1C}">
                           <a14:useLocalDpi xmlns:a14="http://schemas.microsoft.com/office/drawing/2010/main" val="0"/>
@@ -1769,14 +1861,27 @@
       <w:r>
         <w:t xml:space="preserve">Figure </w:t>
       </w:r>
-      <w:fldSimple w:instr=" SEQ Figure \* ARABIC ">
-        <w:r>
-          <w:rPr>
-            <w:noProof/>
-          </w:rPr>
-          <w:t>5</w:t>
-        </w:r>
-      </w:fldSimple>
+      <w:r>
+        <w:fldChar w:fldCharType="begin"/>
+      </w:r>
+      <w:r>
+        <w:instrText xml:space="preserve"> SEQ Figure \* ARABIC </w:instrText>
+      </w:r>
+      <w:r>
+        <w:fldChar w:fldCharType="separate"/>
+      </w:r>
+      <w:r>
+        <w:rPr>
+          <w:noProof/>
+        </w:rPr>
+        <w:t>5</w:t>
+      </w:r>
+      <w:r>
+        <w:rPr>
+          <w:noProof/>
+        </w:rPr>
+        <w:fldChar w:fldCharType="end"/>
+      </w:r>
       <w:r>
         <w:t>: If node</w:t>
       </w:r>
@@ -1816,7 +1921,7 @@
                     <pic:cNvPicPr/>
                   </pic:nvPicPr>
                   <pic:blipFill rotWithShape="1">
-                    <a:blip r:embed="rId14">
+                    <a:blip r:embed="rId17">
                       <a:extLst>
                         <a:ext uri="{28A0092B-C50C-407E-A947-70E740481C1C}">
                           <a14:useLocalDpi xmlns:a14="http://schemas.microsoft.com/office/drawing/2010/main" val="0"/>
@@ -1857,14 +1962,27 @@
       <w:r>
         <w:t xml:space="preserve">Figure </w:t>
       </w:r>
-      <w:fldSimple w:instr=" SEQ Figure \* ARABIC ">
-        <w:r>
-          <w:rPr>
-            <w:noProof/>
-          </w:rPr>
-          <w:t>6</w:t>
-        </w:r>
-      </w:fldSimple>
+      <w:r>
+        <w:fldChar w:fldCharType="begin"/>
+      </w:r>
+      <w:r>
+        <w:instrText xml:space="preserve"> SEQ Figure \* ARABIC </w:instrText>
+      </w:r>
+      <w:r>
+        <w:fldChar w:fldCharType="separate"/>
+      </w:r>
+      <w:r>
+        <w:rPr>
+          <w:noProof/>
+        </w:rPr>
+        <w:t>6</w:t>
+      </w:r>
+      <w:r>
+        <w:rPr>
+          <w:noProof/>
+        </w:rPr>
+        <w:fldChar w:fldCharType="end"/>
+      </w:r>
       <w:r>
         <w:t>: If node with status code dragged.</w:t>
       </w:r>
@@ -1900,7 +2018,7 @@
                     <pic:cNvPicPr/>
                   </pic:nvPicPr>
                   <pic:blipFill>
-                    <a:blip r:embed="rId15">
+                    <a:blip r:embed="rId18">
                       <a:extLst>
                         <a:ext uri="{28A0092B-C50C-407E-A947-70E740481C1C}">
                           <a14:useLocalDpi xmlns:a14="http://schemas.microsoft.com/office/drawing/2010/main" val="0"/>
@@ -1934,24 +2052,14 @@
       <w:r>
         <w:t xml:space="preserve">Figure </w:t>
       </w:r>
-      <w:r>
-        <w:fldChar w:fldCharType="begin"/>
-      </w:r>
-      <w:r>
-        <w:instrText xml:space="preserve"> SEQ Figure \* ARABIC </w:instrText>
-      </w:r>
-      <w:r>
-        <w:fldChar w:fldCharType="separate"/>
-      </w:r>
-      <w:r>
-        <w:rPr>
-          <w:noProof/>
-        </w:rPr>
-        <w:t>7</w:t>
-      </w:r>
-      <w:r>
-        <w:fldChar w:fldCharType="end"/>
-      </w:r>
+      <w:fldSimple w:instr=" SEQ Figure \* ARABIC ">
+        <w:r>
+          <w:rPr>
+            <w:noProof/>
+          </w:rPr>
+          <w:t>7</w:t>
+        </w:r>
+      </w:fldSimple>
       <w:r>
         <w:t>: Right side of If node.</w:t>
       </w:r>
@@ -2122,7 +2230,7 @@
                     <pic:cNvPicPr/>
                   </pic:nvPicPr>
                   <pic:blipFill>
-                    <a:blip r:embed="rId16">
+                    <a:blip r:embed="rId19">
                       <a:extLst>
                         <a:ext uri="{28A0092B-C50C-407E-A947-70E740481C1C}">
                           <a14:useLocalDpi xmlns:a14="http://schemas.microsoft.com/office/drawing/2010/main" val="0"/>
@@ -2157,14 +2265,27 @@
       <w:r>
         <w:t xml:space="preserve">Figure </w:t>
       </w:r>
-      <w:fldSimple w:instr=" SEQ Figure \* ARABIC ">
-        <w:r>
-          <w:rPr>
-            <w:noProof/>
-          </w:rPr>
-          <w:t>8</w:t>
-        </w:r>
-      </w:fldSimple>
+      <w:r>
+        <w:fldChar w:fldCharType="begin"/>
+      </w:r>
+      <w:r>
+        <w:instrText xml:space="preserve"> SEQ Figure \* ARABIC </w:instrText>
+      </w:r>
+      <w:r>
+        <w:fldChar w:fldCharType="separate"/>
+      </w:r>
+      <w:r>
+        <w:rPr>
+          <w:noProof/>
+        </w:rPr>
+        <w:t>8</w:t>
+      </w:r>
+      <w:r>
+        <w:rPr>
+          <w:noProof/>
+        </w:rPr>
+        <w:fldChar w:fldCharType="end"/>
+      </w:r>
       <w:r>
         <w:t xml:space="preserve">: Twilio. </w:t>
       </w:r>
@@ -2350,7 +2471,7 @@
                     <pic:cNvPicPr/>
                   </pic:nvPicPr>
                   <pic:blipFill>
-                    <a:blip r:embed="rId17">
+                    <a:blip r:embed="rId20">
                       <a:extLst>
                         <a:ext uri="{28A0092B-C50C-407E-A947-70E740481C1C}">
                           <a14:useLocalDpi xmlns:a14="http://schemas.microsoft.com/office/drawing/2010/main" val="0"/>
@@ -2384,14 +2505,27 @@
       <w:r>
         <w:t xml:space="preserve">Figure </w:t>
       </w:r>
-      <w:fldSimple w:instr=" SEQ Figure \* ARABIC ">
-        <w:r>
-          <w:rPr>
-            <w:noProof/>
-          </w:rPr>
-          <w:t>9</w:t>
-        </w:r>
-      </w:fldSimple>
+      <w:r>
+        <w:fldChar w:fldCharType="begin"/>
+      </w:r>
+      <w:r>
+        <w:instrText xml:space="preserve"> SEQ Figure \* ARABIC </w:instrText>
+      </w:r>
+      <w:r>
+        <w:fldChar w:fldCharType="separate"/>
+      </w:r>
+      <w:r>
+        <w:rPr>
+          <w:noProof/>
+        </w:rPr>
+        <w:t>9</w:t>
+      </w:r>
+      <w:r>
+        <w:rPr>
+          <w:noProof/>
+        </w:rPr>
+        <w:fldChar w:fldCharType="end"/>
+      </w:r>
       <w:r>
         <w:t>: Twilio node. Drag Status</w:t>
       </w:r>
@@ -2440,7 +2574,7 @@
                     <pic:cNvPicPr/>
                   </pic:nvPicPr>
                   <pic:blipFill>
-                    <a:blip r:embed="rId18">
+                    <a:blip r:embed="rId21">
                       <a:extLst>
                         <a:ext uri="{28A0092B-C50C-407E-A947-70E740481C1C}">
                           <a14:useLocalDpi xmlns:a14="http://schemas.microsoft.com/office/drawing/2010/main" val="0"/>
@@ -2474,14 +2608,27 @@
       <w:r>
         <w:t xml:space="preserve">Figure </w:t>
       </w:r>
-      <w:fldSimple w:instr=" SEQ Figure \* ARABIC ">
-        <w:r>
-          <w:rPr>
-            <w:noProof/>
-          </w:rPr>
-          <w:t>10</w:t>
-        </w:r>
-      </w:fldSimple>
+      <w:r>
+        <w:fldChar w:fldCharType="begin"/>
+      </w:r>
+      <w:r>
+        <w:instrText xml:space="preserve"> SEQ Figure \* ARABIC </w:instrText>
+      </w:r>
+      <w:r>
+        <w:fldChar w:fldCharType="separate"/>
+      </w:r>
+      <w:r>
+        <w:rPr>
+          <w:noProof/>
+        </w:rPr>
+        <w:t>10</w:t>
+      </w:r>
+      <w:r>
+        <w:rPr>
+          <w:noProof/>
+        </w:rPr>
+        <w:fldChar w:fldCharType="end"/>
+      </w:r>
       <w:r>
         <w:t>: Right side of Twilio node.</w:t>
       </w:r>
@@ -2503,7 +2650,7 @@
       <w:r>
         <w:t xml:space="preserve">Refer </w:t>
       </w:r>
-      <w:hyperlink r:id="rId19" w:history="1">
+      <w:hyperlink r:id="rId22" w:anchor="using-auth-token" w:history="1">
         <w:r>
           <w:t>here</w:t>
         </w:r>
@@ -2521,7 +2668,7 @@
       <w:r>
         <w:t>Using Auth Token</w:t>
       </w:r>
-      <w:hyperlink r:id="rId20" w:history="1">
+      <w:hyperlink r:id="rId23" w:anchor="using-auth-token" w:history="1">
         <w:r>
           <w:t>#</w:t>
         </w:r>
@@ -2532,12 +2679,9 @@
         <w:pStyle w:val="Textbody"/>
       </w:pPr>
       <w:r>
-        <w:t>To configure this credential,</w:t>
-      </w:r>
-      <w:r>
-        <w:t xml:space="preserve"> you'll need a </w:t>
-      </w:r>
-      <w:hyperlink r:id="rId21" w:history="1">
+        <w:t xml:space="preserve">To configure this credential, you'll need a </w:t>
+      </w:r>
+      <w:hyperlink r:id="rId24" w:history="1">
         <w:r>
           <w:t>Twilio</w:t>
         </w:r>
@@ -2684,10 +2828,7 @@
         <w:t>Auth Token</w:t>
       </w:r>
       <w:r>
-        <w:t xml:space="preserve"> and enter this in your n</w:t>
-      </w:r>
-      <w:r>
-        <w:t>8n credential. This acts as a password.</w:t>
+        <w:t xml:space="preserve"> and enter this in your n8n credential. This acts as a password.</w:t>
       </w:r>
     </w:p>
     <w:p>
@@ -2697,7 +2838,7 @@
       <w:r>
         <w:t xml:space="preserve">Refer to </w:t>
       </w:r>
-      <w:hyperlink r:id="rId22" w:history="1">
+      <w:hyperlink r:id="rId25" w:history="1">
         <w:r>
           <w:t>Auth Tokens and How to Change Them</w:t>
         </w:r>
